--- a/public/templates/command-center/Aurixa_Construction_Finance_Report.docx
+++ b/public/templates/command-center/Aurixa_Construction_Finance_Report.docx
@@ -407,7 +407,7 @@
         <w:keepLines/>
         <w:pageBreakBefore w:val="0"/>
         <w:widowControl w:val="1"/>
-        <w:spacing w:before="0" w:after="0" w:line="160" w:lineRule="exact"/>
+        <w:spacing w:before="0" w:after="0" w:line="3912" w:lineRule="exact"/>
       </w:pPr>
       <w:r>
         <w:rPr>
@@ -462,7 +462,7 @@
           </w:tcPr>
           <w:p>
             <w:pPr>
-              <w:keepNext w:val="0"/>
+              <w:keepNext/>
               <w:keepLines/>
               <w:pageBreakBefore w:val="0"/>
               <w:widowControl w:val="1"/>
@@ -503,7 +503,7 @@
           </w:tcPr>
           <w:p>
             <w:pPr>
-              <w:keepNext w:val="0"/>
+              <w:keepNext/>
               <w:keepLines/>
               <w:pageBreakBefore w:val="0"/>
               <w:widowControl w:val="1"/>
@@ -542,7 +542,7 @@
           </w:tcPr>
           <w:p>
             <w:pPr>
-              <w:keepNext w:val="0"/>
+              <w:keepNext/>
               <w:keepLines/>
               <w:pageBreakBefore w:val="0"/>
               <w:widowControl w:val="1"/>
@@ -583,7 +583,7 @@
           </w:tcPr>
           <w:p>
             <w:pPr>
-              <w:keepNext w:val="0"/>
+              <w:keepNext/>
               <w:keepLines/>
               <w:pageBreakBefore w:val="0"/>
               <w:widowControl w:val="1"/>
@@ -628,7 +628,7 @@
           </w:tcPr>
           <w:p>
             <w:pPr>
-              <w:keepNext w:val="0"/>
+              <w:keepNext/>
               <w:keepLines/>
               <w:pageBreakBefore w:val="0"/>
               <w:widowControl w:val="1"/>
@@ -669,7 +669,7 @@
           </w:tcPr>
           <w:p>
             <w:pPr>
-              <w:keepNext w:val="0"/>
+              <w:keepNext/>
               <w:keepLines/>
               <w:pageBreakBefore w:val="0"/>
               <w:widowControl w:val="1"/>
@@ -708,7 +708,7 @@
           </w:tcPr>
           <w:p>
             <w:pPr>
-              <w:keepNext w:val="0"/>
+              <w:keepNext/>
               <w:keepLines/>
               <w:pageBreakBefore w:val="0"/>
               <w:widowControl w:val="1"/>
@@ -749,7 +749,7 @@
           </w:tcPr>
           <w:p>
             <w:pPr>
-              <w:keepNext w:val="0"/>
+              <w:keepNext/>
               <w:keepLines/>
               <w:pageBreakBefore w:val="0"/>
               <w:widowControl w:val="1"/>
@@ -938,21 +938,9 @@
     </w:tbl>
     <w:p>
       <w:pPr>
-        <w:keepNext w:val="0"/>
-        <w:keepLines/>
-        <w:pageBreakBefore w:val="0"/>
-        <w:widowControl w:val="1"/>
-        <w:spacing w:before="0" w:after="0"/>
-      </w:pPr>
-      <w:r>
-        <w:br w:type="page"/>
-      </w:r>
-    </w:p>
-    <w:p>
-      <w:pPr>
         <w:keepNext/>
         <w:keepLines/>
-        <w:pageBreakBefore w:val="0"/>
+        <w:pageBreakBefore w:val="1"/>
         <w:widowControl w:val="1"/>
         <w:pBdr>
           <w:bottom w:val="single" w:sz="10" w:space="4" w:color="1D6FE0"/>
@@ -2439,7 +2427,7 @@
           </w:tcPr>
           <w:p>
             <w:pPr>
-              <w:keepNext w:val="0"/>
+              <w:keepNext/>
               <w:keepLines/>
               <w:pageBreakBefore w:val="0"/>
               <w:widowControl w:val="1"/>
@@ -2478,7 +2466,7 @@
           </w:tcPr>
           <w:p>
             <w:pPr>
-              <w:keepNext w:val="0"/>
+              <w:keepNext/>
               <w:keepLines/>
               <w:pageBreakBefore w:val="0"/>
               <w:widowControl w:val="1"/>
@@ -2506,7 +2494,7 @@
           </w:tcPr>
           <w:p>
             <w:pPr>
-              <w:keepNext w:val="0"/>
+              <w:keepNext/>
               <w:keepLines/>
               <w:pageBreakBefore w:val="0"/>
               <w:widowControl w:val="1"/>
@@ -2546,7 +2534,7 @@
           </w:tcPr>
           <w:p>
             <w:pPr>
-              <w:keepNext w:val="0"/>
+              <w:keepNext/>
               <w:keepLines/>
               <w:pageBreakBefore w:val="0"/>
               <w:widowControl w:val="1"/>
@@ -2586,7 +2574,7 @@
           </w:tcPr>
           <w:p>
             <w:pPr>
-              <w:keepNext w:val="0"/>
+              <w:keepNext/>
               <w:keepLines/>
               <w:pageBreakBefore w:val="0"/>
               <w:widowControl w:val="1"/>
@@ -2614,7 +2602,7 @@
           </w:tcPr>
           <w:p>
             <w:pPr>
-              <w:keepNext w:val="0"/>
+              <w:keepNext/>
               <w:keepLines/>
               <w:pageBreakBefore w:val="0"/>
               <w:widowControl w:val="1"/>
@@ -2642,7 +2630,7 @@
           </w:tcPr>
           <w:p>
             <w:pPr>
-              <w:keepNext w:val="0"/>
+              <w:keepNext/>
               <w:keepLines/>
               <w:pageBreakBefore w:val="0"/>
               <w:widowControl w:val="1"/>
@@ -3556,18 +3544,6 @@
         </w:tc>
       </w:tr>
     </w:tbl>
-    <w:p>
-      <w:pPr>
-        <w:keepNext w:val="0"/>
-        <w:keepLines/>
-        <w:pageBreakBefore w:val="0"/>
-        <w:widowControl w:val="1"/>
-        <w:spacing w:before="0" w:after="0"/>
-      </w:pPr>
-      <w:r>
-        <w:br w:type="page"/>
-      </w:r>
-    </w:p>
     <w:p>
       <w:pPr>
         <w:keepNext/>
@@ -5432,7 +5408,7 @@
           </w:tcPr>
           <w:p>
             <w:pPr>
-              <w:keepNext w:val="0"/>
+              <w:keepNext/>
               <w:keepLines/>
               <w:pageBreakBefore w:val="0"/>
               <w:widowControl w:val="1"/>
@@ -5471,7 +5447,7 @@
           </w:tcPr>
           <w:p>
             <w:pPr>
-              <w:keepNext w:val="0"/>
+              <w:keepNext/>
               <w:keepLines/>
               <w:pageBreakBefore w:val="0"/>
               <w:widowControl w:val="1"/>
@@ -5510,7 +5486,7 @@
           </w:tcPr>
           <w:p>
             <w:pPr>
-              <w:keepNext w:val="0"/>
+              <w:keepNext/>
               <w:keepLines/>
               <w:pageBreakBefore w:val="0"/>
               <w:widowControl w:val="1"/>
@@ -5539,7 +5515,7 @@
           </w:tcPr>
           <w:p>
             <w:pPr>
-              <w:keepNext w:val="0"/>
+              <w:keepNext/>
               <w:keepLines/>
               <w:pageBreakBefore w:val="0"/>
               <w:widowControl w:val="1"/>
@@ -5568,7 +5544,7 @@
           </w:tcPr>
           <w:p>
             <w:pPr>
-              <w:keepNext w:val="0"/>
+              <w:keepNext/>
               <w:keepLines/>
               <w:pageBreakBefore w:val="0"/>
               <w:widowControl w:val="1"/>
@@ -5608,7 +5584,7 @@
           </w:tcPr>
           <w:p>
             <w:pPr>
-              <w:keepNext w:val="0"/>
+              <w:keepNext/>
               <w:keepLines/>
               <w:pageBreakBefore w:val="0"/>
               <w:widowControl w:val="1"/>
@@ -6668,7 +6644,7 @@
           </w:tcPr>
           <w:p>
             <w:pPr>
-              <w:keepNext w:val="0"/>
+              <w:keepNext/>
               <w:keepLines/>
               <w:pageBreakBefore w:val="0"/>
               <w:widowControl w:val="1"/>
@@ -6707,7 +6683,7 @@
           </w:tcPr>
           <w:p>
             <w:pPr>
-              <w:keepNext w:val="0"/>
+              <w:keepNext/>
               <w:keepLines/>
               <w:pageBreakBefore w:val="0"/>
               <w:widowControl w:val="1"/>
@@ -6747,7 +6723,7 @@
           </w:tcPr>
           <w:p>
             <w:pPr>
-              <w:keepNext w:val="0"/>
+              <w:keepNext/>
               <w:keepLines/>
               <w:pageBreakBefore w:val="0"/>
               <w:widowControl w:val="1"/>
@@ -6786,18 +6762,6 @@
           <w:u w:val="none"/>
         </w:rPr>
         <w:t>An LVR of 87.6% against the on-completion valuation exceeds the 80% assumed when the facility was structured. This is the direct consequence of the package being priced above comparable completed stock, and it will require either LMI or an additional cash contribution at completion.</w:t>
-      </w:r>
-    </w:p>
-    <w:p>
-      <w:pPr>
-        <w:keepNext w:val="0"/>
-        <w:keepLines/>
-        <w:pageBreakBefore w:val="0"/>
-        <w:widowControl w:val="1"/>
-        <w:spacing w:before="0" w:after="0"/>
-      </w:pPr>
-      <w:r>
-        <w:br w:type="page"/>
       </w:r>
     </w:p>
     <w:p>
@@ -10051,21 +10015,9 @@
     </w:tbl>
     <w:p>
       <w:pPr>
-        <w:keepNext w:val="0"/>
-        <w:keepLines/>
-        <w:pageBreakBefore w:val="0"/>
-        <w:widowControl w:val="1"/>
-        <w:spacing w:before="0" w:after="0"/>
-      </w:pPr>
-      <w:r>
-        <w:br w:type="page"/>
-      </w:r>
-    </w:p>
-    <w:p>
-      <w:pPr>
         <w:keepNext/>
         <w:keepLines/>
-        <w:pageBreakBefore w:val="0"/>
+        <w:pageBreakBefore w:val="1"/>
         <w:widowControl w:val="1"/>
         <w:pBdr>
           <w:bottom w:val="single" w:sz="10" w:space="4" w:color="1D6FE0"/>
